--- a/21_Платформа_ASP.NET/Макарчук_21_Платформа_ASP.NET.docx
+++ b/21_Платформа_ASP.NET/Макарчук_21_Платформа_ASP.NET.docx
@@ -280,6 +280,7 @@
           <w:color w:val="000000"/>
           <w:sz w:val="28"/>
           <w:szCs w:val="28"/>
+          <w:lang w:val="en-US"/>
         </w:rPr>
       </w:pPr>
       <w:r>
@@ -287,8 +288,26 @@
           <w:color w:val="000000"/>
           <w:sz w:val="28"/>
           <w:szCs w:val="28"/>
-        </w:rPr>
-        <w:t xml:space="preserve">EF: добавить </w:t>
+          <w:lang w:val="en-US"/>
+        </w:rPr>
+        <w:t xml:space="preserve">EF: </w:t>
+      </w:r>
+      <w:r>
+        <w:rPr>
+          <w:color w:val="000000"/>
+          <w:sz w:val="28"/>
+          <w:szCs w:val="28"/>
+        </w:rPr>
+        <w:t>добавить</w:t>
+      </w:r>
+      <w:r>
+        <w:rPr>
+          <w:color w:val="000000"/>
+          <w:sz w:val="28"/>
+          <w:szCs w:val="28"/>
+          <w:lang w:val="en-US"/>
+        </w:rPr>
+        <w:t xml:space="preserve"> </w:t>
       </w:r>
       <w:proofErr w:type="spellStart"/>
       <w:r>
@@ -296,6 +315,7 @@
           <w:color w:val="000000"/>
           <w:sz w:val="28"/>
           <w:szCs w:val="28"/>
+          <w:lang w:val="en-US"/>
         </w:rPr>
         <w:t>DbSet&amp;</w:t>
       </w:r>
@@ -305,6 +325,7 @@
           <w:color w:val="000000"/>
           <w:sz w:val="28"/>
           <w:szCs w:val="28"/>
+          <w:lang w:val="en-US"/>
         </w:rPr>
         <w:t>lt;ToDoItem</w:t>
       </w:r>
@@ -314,6 +335,7 @@
           <w:color w:val="000000"/>
           <w:sz w:val="28"/>
           <w:szCs w:val="28"/>
+          <w:lang w:val="en-US"/>
         </w:rPr>
         <w:t>&amp;</w:t>
       </w:r>
@@ -323,6 +345,7 @@
           <w:color w:val="000000"/>
           <w:sz w:val="28"/>
           <w:szCs w:val="28"/>
+          <w:lang w:val="en-US"/>
         </w:rPr>
         <w:t>gt</w:t>
       </w:r>
@@ -332,6 +355,7 @@
           <w:color w:val="000000"/>
           <w:sz w:val="28"/>
           <w:szCs w:val="28"/>
+          <w:lang w:val="en-US"/>
         </w:rPr>
         <w:t>;,</w:t>
       </w:r>
@@ -341,8 +365,26 @@
           <w:color w:val="000000"/>
           <w:sz w:val="28"/>
           <w:szCs w:val="28"/>
-        </w:rPr>
-        <w:t xml:space="preserve"> миграция </w:t>
+          <w:lang w:val="en-US"/>
+        </w:rPr>
+        <w:t xml:space="preserve"> </w:t>
+      </w:r>
+      <w:r>
+        <w:rPr>
+          <w:color w:val="000000"/>
+          <w:sz w:val="28"/>
+          <w:szCs w:val="28"/>
+        </w:rPr>
+        <w:t>миграция</w:t>
+      </w:r>
+      <w:r>
+        <w:rPr>
+          <w:color w:val="000000"/>
+          <w:sz w:val="28"/>
+          <w:szCs w:val="28"/>
+          <w:lang w:val="en-US"/>
+        </w:rPr>
+        <w:t xml:space="preserve"> </w:t>
       </w:r>
       <w:proofErr w:type="spellStart"/>
       <w:r>
@@ -350,6 +392,7 @@
           <w:color w:val="000000"/>
           <w:sz w:val="28"/>
           <w:szCs w:val="28"/>
+          <w:lang w:val="en-US"/>
         </w:rPr>
         <w:t>InitToDo</w:t>
       </w:r>
@@ -359,6 +402,7 @@
           <w:color w:val="000000"/>
           <w:sz w:val="28"/>
           <w:szCs w:val="28"/>
+          <w:lang w:val="en-US"/>
         </w:rPr>
         <w:t>.</w:t>
       </w:r>
@@ -402,7 +446,6 @@
           <w:color w:val="000000"/>
           <w:sz w:val="28"/>
           <w:szCs w:val="28"/>
-          <w:lang w:val="en-US"/>
         </w:rPr>
       </w:pPr>
       <w:r>
@@ -446,6 +489,7 @@
           <w:color w:val="000000"/>
           <w:sz w:val="28"/>
           <w:szCs w:val="28"/>
+          <w:lang w:val="en-US"/>
         </w:rPr>
       </w:pPr>
       <w:r>
@@ -461,6 +505,7 @@
           <w:color w:val="000000"/>
           <w:sz w:val="28"/>
           <w:szCs w:val="28"/>
+          <w:lang w:val="en-US"/>
         </w:rPr>
         <w:t xml:space="preserve"> </w:t>
       </w:r>
@@ -477,6 +522,7 @@
           <w:color w:val="000000"/>
           <w:sz w:val="28"/>
           <w:szCs w:val="28"/>
+          <w:lang w:val="en-US"/>
         </w:rPr>
         <w:t>:</w:t>
       </w:r>
@@ -1522,6 +1568,7 @@
           <w:color w:val="000000" w:themeColor="text1"/>
           <w:sz w:val="28"/>
           <w:szCs w:val="28"/>
+          <w:lang w:val="en-US"/>
         </w:rPr>
       </w:pPr>
       <w:r>
@@ -2666,1537 +2713,40 @@
         <w:ind w:firstLine="709"/>
         <w:jc w:val="both"/>
         <w:rPr>
-          <w:color w:val="000000" w:themeColor="text1"/>
-          <w:sz w:val="28"/>
-          <w:szCs w:val="28"/>
-          <w:lang w:val="en-US"/>
-        </w:rPr>
-      </w:pPr>
-      <w:r>
-        <w:rPr>
-          <w:color w:val="000000" w:themeColor="text1"/>
-          <w:sz w:val="28"/>
-          <w:szCs w:val="28"/>
-          <w:lang w:val="en-US"/>
-        </w:rPr>
-        <w:t xml:space="preserve">@model </w:t>
-      </w:r>
-      <w:proofErr w:type="gramStart"/>
-      <w:r>
-        <w:rPr>
-          <w:color w:val="000000" w:themeColor="text1"/>
-          <w:sz w:val="28"/>
-          <w:szCs w:val="28"/>
-          <w:lang w:val="en-US"/>
-        </w:rPr>
-        <w:t>List&lt;</w:t>
-      </w:r>
-      <w:proofErr w:type="spellStart"/>
-      <w:r>
-        <w:rPr>
-          <w:color w:val="000000" w:themeColor="text1"/>
-          <w:sz w:val="28"/>
-          <w:szCs w:val="28"/>
-          <w:lang w:val="en-US"/>
-        </w:rPr>
-        <w:t>TodoListApp.Models.TodoItem</w:t>
-      </w:r>
-      <w:proofErr w:type="spellEnd"/>
-      <w:proofErr w:type="gramEnd"/>
-      <w:r>
-        <w:rPr>
-          <w:color w:val="000000" w:themeColor="text1"/>
-          <w:sz w:val="28"/>
-          <w:szCs w:val="28"/>
-          <w:lang w:val="en-US"/>
-        </w:rPr>
-        <w:t>&gt;</w:t>
-      </w:r>
-    </w:p>
-    <w:p>
-      <w:pPr>
-        <w:pStyle w:val="aa"/>
-        <w:spacing w:before="0" w:beforeAutospacing="0" w:after="0" w:afterAutospacing="0"/>
-        <w:ind w:firstLine="709"/>
-        <w:jc w:val="both"/>
-        <w:rPr>
-          <w:color w:val="000000" w:themeColor="text1"/>
-          <w:sz w:val="28"/>
-          <w:szCs w:val="28"/>
-          <w:lang w:val="en-US"/>
-        </w:rPr>
-      </w:pPr>
-      <w:r>
-        <w:rPr>
-          <w:color w:val="000000" w:themeColor="text1"/>
-          <w:sz w:val="28"/>
-          <w:szCs w:val="28"/>
-          <w:lang w:val="en-US"/>
-        </w:rPr>
-        <w:t>&lt;h2&gt;</w:t>
-      </w:r>
-      <w:r>
-        <w:rPr>
-          <w:color w:val="000000" w:themeColor="text1"/>
-          <w:sz w:val="28"/>
-          <w:szCs w:val="28"/>
-        </w:rPr>
-        <w:t>Список</w:t>
-      </w:r>
-      <w:r>
-        <w:rPr>
-          <w:color w:val="000000" w:themeColor="text1"/>
-          <w:sz w:val="28"/>
-          <w:szCs w:val="28"/>
-          <w:lang w:val="en-US"/>
+          <w:color w:val="000000"/>
+          <w:sz w:val="28"/>
+          <w:szCs w:val="28"/>
+        </w:rPr>
+      </w:pPr>
+      <w:r>
+        <w:rPr>
+          <w:color w:val="000000"/>
+          <w:sz w:val="28"/>
+          <w:szCs w:val="28"/>
+        </w:rPr>
+        <w:t>Таблица</w:t>
+      </w:r>
+      <w:r>
+        <w:rPr>
+          <w:color w:val="000000"/>
+          <w:sz w:val="28"/>
+          <w:szCs w:val="28"/>
         </w:rPr>
         <w:t xml:space="preserve"> </w:t>
       </w:r>
       <w:r>
         <w:rPr>
-          <w:color w:val="000000" w:themeColor="text1"/>
-          <w:sz w:val="28"/>
-          <w:szCs w:val="28"/>
-        </w:rPr>
-        <w:t>задач</w:t>
-      </w:r>
-      <w:r>
-        <w:rPr>
-          <w:color w:val="000000" w:themeColor="text1"/>
-          <w:sz w:val="28"/>
-          <w:szCs w:val="28"/>
-          <w:lang w:val="en-US"/>
-        </w:rPr>
-        <w:t>&lt;/h2&gt;</w:t>
-      </w:r>
-    </w:p>
-    <w:p>
-      <w:pPr>
-        <w:pStyle w:val="aa"/>
-        <w:spacing w:before="0" w:beforeAutospacing="0" w:after="0" w:afterAutospacing="0"/>
-        <w:ind w:firstLine="709"/>
-        <w:jc w:val="both"/>
-        <w:rPr>
-          <w:color w:val="000000" w:themeColor="text1"/>
-          <w:sz w:val="28"/>
-          <w:szCs w:val="28"/>
-          <w:lang w:val="en-US"/>
-        </w:rPr>
-      </w:pPr>
-      <w:r>
-        <w:rPr>
-          <w:color w:val="000000" w:themeColor="text1"/>
-          <w:sz w:val="28"/>
-          <w:szCs w:val="28"/>
-          <w:lang w:val="en-US"/>
-        </w:rPr>
-        <w:t>@if (</w:t>
-      </w:r>
-      <w:proofErr w:type="spellStart"/>
-      <w:r>
-        <w:rPr>
-          <w:color w:val="000000" w:themeColor="text1"/>
-          <w:sz w:val="28"/>
-          <w:szCs w:val="28"/>
-          <w:lang w:val="en-US"/>
-        </w:rPr>
-        <w:t>TempData</w:t>
-      </w:r>
-      <w:proofErr w:type="spellEnd"/>
-      <w:r>
-        <w:rPr>
-          <w:color w:val="000000" w:themeColor="text1"/>
-          <w:sz w:val="28"/>
-          <w:szCs w:val="28"/>
-          <w:lang w:val="en-US"/>
-        </w:rPr>
-        <w:t>["Message"</w:t>
-      </w:r>
-      <w:proofErr w:type="gramStart"/>
-      <w:r>
-        <w:rPr>
-          <w:color w:val="000000" w:themeColor="text1"/>
-          <w:sz w:val="28"/>
-          <w:szCs w:val="28"/>
-          <w:lang w:val="en-US"/>
-        </w:rPr>
-        <w:t>] !</w:t>
-      </w:r>
-      <w:proofErr w:type="gramEnd"/>
-      <w:r>
-        <w:rPr>
-          <w:color w:val="000000" w:themeColor="text1"/>
-          <w:sz w:val="28"/>
-          <w:szCs w:val="28"/>
-          <w:lang w:val="en-US"/>
-        </w:rPr>
-        <w:t>= null)</w:t>
-      </w:r>
-    </w:p>
-    <w:p>
-      <w:pPr>
-        <w:pStyle w:val="aa"/>
-        <w:spacing w:before="0" w:beforeAutospacing="0" w:after="0" w:afterAutospacing="0"/>
-        <w:ind w:firstLine="709"/>
-        <w:jc w:val="both"/>
-        <w:rPr>
-          <w:color w:val="000000" w:themeColor="text1"/>
-          <w:sz w:val="28"/>
-          <w:szCs w:val="28"/>
-          <w:lang w:val="en-US"/>
-        </w:rPr>
-      </w:pPr>
-      <w:r>
-        <w:rPr>
-          <w:color w:val="000000" w:themeColor="text1"/>
-          <w:sz w:val="28"/>
-          <w:szCs w:val="28"/>
-          <w:lang w:val="en-US"/>
-        </w:rPr>
-        <w:t>{</w:t>
-      </w:r>
-    </w:p>
-    <w:p>
-      <w:pPr>
-        <w:pStyle w:val="aa"/>
-        <w:spacing w:before="0" w:beforeAutospacing="0" w:after="0" w:afterAutospacing="0"/>
-        <w:ind w:firstLine="709"/>
-        <w:jc w:val="both"/>
-        <w:rPr>
-          <w:color w:val="000000" w:themeColor="text1"/>
-          <w:sz w:val="28"/>
-          <w:szCs w:val="28"/>
-          <w:lang w:val="en-US"/>
-        </w:rPr>
-      </w:pPr>
-      <w:r>
-        <w:rPr>
-          <w:color w:val="000000" w:themeColor="text1"/>
-          <w:sz w:val="28"/>
-          <w:szCs w:val="28"/>
-          <w:lang w:val="en-US"/>
-        </w:rPr>
-        <w:t xml:space="preserve">    &lt;div style="color: green;"&gt;</w:t>
-      </w:r>
-    </w:p>
-    <w:p>
-      <w:pPr>
-        <w:pStyle w:val="aa"/>
-        <w:spacing w:before="0" w:beforeAutospacing="0" w:after="0" w:afterAutospacing="0"/>
-        <w:ind w:firstLine="709"/>
-        <w:jc w:val="both"/>
-        <w:rPr>
-          <w:color w:val="000000" w:themeColor="text1"/>
-          <w:sz w:val="28"/>
-          <w:szCs w:val="28"/>
-          <w:lang w:val="en-US"/>
-        </w:rPr>
-      </w:pPr>
-      <w:r>
-        <w:rPr>
-          <w:color w:val="000000" w:themeColor="text1"/>
-          <w:sz w:val="28"/>
-          <w:szCs w:val="28"/>
-          <w:lang w:val="en-US"/>
-        </w:rPr>
-        <w:t xml:space="preserve">        @TempData["Message"]</w:t>
-      </w:r>
-    </w:p>
-    <w:p>
-      <w:pPr>
-        <w:pStyle w:val="aa"/>
-        <w:spacing w:before="0" w:beforeAutospacing="0" w:after="0" w:afterAutospacing="0"/>
-        <w:ind w:firstLine="709"/>
-        <w:jc w:val="both"/>
-        <w:rPr>
-          <w:color w:val="000000" w:themeColor="text1"/>
-          <w:sz w:val="28"/>
-          <w:szCs w:val="28"/>
-          <w:lang w:val="en-US"/>
-        </w:rPr>
-      </w:pPr>
-      <w:r>
-        <w:rPr>
-          <w:color w:val="000000" w:themeColor="text1"/>
-          <w:sz w:val="28"/>
-          <w:szCs w:val="28"/>
-          <w:lang w:val="en-US"/>
-        </w:rPr>
-        <w:t xml:space="preserve">    &lt;/div&gt;</w:t>
-      </w:r>
-    </w:p>
-    <w:p>
-      <w:pPr>
-        <w:pStyle w:val="aa"/>
-        <w:spacing w:before="0" w:beforeAutospacing="0" w:after="0" w:afterAutospacing="0"/>
-        <w:ind w:firstLine="709"/>
-        <w:jc w:val="both"/>
-        <w:rPr>
-          <w:color w:val="000000" w:themeColor="text1"/>
-          <w:sz w:val="28"/>
-          <w:szCs w:val="28"/>
-          <w:lang w:val="en-US"/>
-        </w:rPr>
-      </w:pPr>
-      <w:r>
-        <w:rPr>
-          <w:color w:val="000000" w:themeColor="text1"/>
-          <w:sz w:val="28"/>
-          <w:szCs w:val="28"/>
-          <w:lang w:val="en-US"/>
-        </w:rPr>
-        <w:t>}</w:t>
-      </w:r>
-    </w:p>
-    <w:p>
-      <w:pPr>
-        <w:pStyle w:val="aa"/>
-        <w:spacing w:before="0" w:beforeAutospacing="0" w:after="0" w:afterAutospacing="0"/>
-        <w:ind w:firstLine="709"/>
-        <w:jc w:val="both"/>
-        <w:rPr>
-          <w:color w:val="000000" w:themeColor="text1"/>
-          <w:sz w:val="28"/>
-          <w:szCs w:val="28"/>
-          <w:lang w:val="en-US"/>
-        </w:rPr>
-      </w:pPr>
-      <w:r>
-        <w:rPr>
-          <w:color w:val="000000" w:themeColor="text1"/>
-          <w:sz w:val="28"/>
-          <w:szCs w:val="28"/>
-          <w:lang w:val="en-US"/>
-        </w:rPr>
-        <w:t>&lt;</w:t>
-      </w:r>
-      <w:r>
-        <w:rPr>
-          <w:b/>
-          <w:bCs/>
-          <w:color w:val="000000" w:themeColor="text1"/>
-          <w:sz w:val="28"/>
-          <w:szCs w:val="28"/>
-          <w:lang w:val="en-US"/>
-        </w:rPr>
-        <w:t>form</w:t>
-      </w:r>
-      <w:r>
-        <w:rPr>
-          <w:color w:val="000000" w:themeColor="text1"/>
-          <w:sz w:val="28"/>
-          <w:szCs w:val="28"/>
-          <w:lang w:val="en-US"/>
-        </w:rPr>
-        <w:t xml:space="preserve"> </w:t>
-      </w:r>
-      <w:r>
-        <w:rPr>
-          <w:b/>
-          <w:bCs/>
-          <w:color w:val="000000" w:themeColor="text1"/>
-          <w:sz w:val="28"/>
-          <w:szCs w:val="28"/>
-          <w:lang w:val="en-US"/>
-        </w:rPr>
-        <w:t>method</w:t>
-      </w:r>
-      <w:r>
-        <w:rPr>
-          <w:color w:val="000000" w:themeColor="text1"/>
-          <w:sz w:val="28"/>
-          <w:szCs w:val="28"/>
-          <w:lang w:val="en-US"/>
-        </w:rPr>
-        <w:t xml:space="preserve">="post" </w:t>
-      </w:r>
-      <w:r>
-        <w:rPr>
-          <w:b/>
-          <w:bCs/>
-          <w:color w:val="000000" w:themeColor="text1"/>
-          <w:sz w:val="28"/>
-          <w:szCs w:val="28"/>
-          <w:lang w:val="en-US"/>
-        </w:rPr>
-        <w:t>asp-action</w:t>
-      </w:r>
-      <w:r>
-        <w:rPr>
-          <w:color w:val="000000" w:themeColor="text1"/>
-          <w:sz w:val="28"/>
-          <w:szCs w:val="28"/>
-          <w:lang w:val="en-US"/>
-        </w:rPr>
-        <w:t>="Add"&gt;</w:t>
-      </w:r>
-    </w:p>
-    <w:p>
-      <w:pPr>
-        <w:pStyle w:val="aa"/>
-        <w:spacing w:before="0" w:beforeAutospacing="0" w:after="0" w:afterAutospacing="0"/>
-        <w:ind w:firstLine="709"/>
-        <w:jc w:val="both"/>
-        <w:rPr>
-          <w:color w:val="000000" w:themeColor="text1"/>
-          <w:sz w:val="28"/>
-          <w:szCs w:val="28"/>
-          <w:lang w:val="en-US"/>
-        </w:rPr>
-      </w:pPr>
-      <w:r>
-        <w:rPr>
-          <w:color w:val="000000" w:themeColor="text1"/>
-          <w:sz w:val="28"/>
-          <w:szCs w:val="28"/>
-          <w:lang w:val="en-US"/>
-        </w:rPr>
-        <w:t xml:space="preserve">    &lt;input type="text" name="Description" placeholder="</w:t>
-      </w:r>
-      <w:r>
-        <w:rPr>
-          <w:color w:val="000000" w:themeColor="text1"/>
-          <w:sz w:val="28"/>
-          <w:szCs w:val="28"/>
-        </w:rPr>
-        <w:t>Описание</w:t>
-      </w:r>
-      <w:r>
-        <w:rPr>
-          <w:color w:val="000000" w:themeColor="text1"/>
-          <w:sz w:val="28"/>
-          <w:szCs w:val="28"/>
-          <w:lang w:val="en-US"/>
-        </w:rPr>
-        <w:t xml:space="preserve"> </w:t>
-      </w:r>
-      <w:r>
-        <w:rPr>
-          <w:color w:val="000000" w:themeColor="text1"/>
-          <w:sz w:val="28"/>
-          <w:szCs w:val="28"/>
-        </w:rPr>
-        <w:t>задачи</w:t>
-      </w:r>
-      <w:r>
-        <w:rPr>
-          <w:color w:val="000000" w:themeColor="text1"/>
-          <w:sz w:val="28"/>
-          <w:szCs w:val="28"/>
-          <w:lang w:val="en-US"/>
-        </w:rPr>
-        <w:t>" required /&gt;</w:t>
-      </w:r>
-    </w:p>
-    <w:p>
-      <w:pPr>
-        <w:pStyle w:val="aa"/>
-        <w:spacing w:before="0" w:beforeAutospacing="0" w:after="0" w:afterAutospacing="0"/>
-        <w:ind w:firstLine="709"/>
-        <w:jc w:val="both"/>
-        <w:rPr>
-          <w:color w:val="000000" w:themeColor="text1"/>
-          <w:sz w:val="28"/>
-          <w:szCs w:val="28"/>
-          <w:lang w:val="en-US"/>
-        </w:rPr>
-      </w:pPr>
-      <w:r>
-        <w:rPr>
-          <w:color w:val="000000" w:themeColor="text1"/>
-          <w:sz w:val="28"/>
-          <w:szCs w:val="28"/>
-          <w:lang w:val="en-US"/>
-        </w:rPr>
-        <w:t xml:space="preserve">    &lt;input type="date" name="</w:t>
-      </w:r>
-      <w:proofErr w:type="spellStart"/>
-      <w:r>
-        <w:rPr>
-          <w:color w:val="000000" w:themeColor="text1"/>
-          <w:sz w:val="28"/>
-          <w:szCs w:val="28"/>
-          <w:lang w:val="en-US"/>
-        </w:rPr>
-        <w:t>DueDate</w:t>
-      </w:r>
-      <w:proofErr w:type="spellEnd"/>
-      <w:r>
-        <w:rPr>
-          <w:color w:val="000000" w:themeColor="text1"/>
-          <w:sz w:val="28"/>
-          <w:szCs w:val="28"/>
-          <w:lang w:val="en-US"/>
-        </w:rPr>
-        <w:t>" required /&gt;</w:t>
-      </w:r>
-    </w:p>
-    <w:p>
-      <w:pPr>
-        <w:pStyle w:val="aa"/>
-        <w:spacing w:before="0" w:beforeAutospacing="0" w:after="0" w:afterAutospacing="0"/>
-        <w:ind w:firstLine="709"/>
-        <w:jc w:val="both"/>
-        <w:rPr>
-          <w:color w:val="000000" w:themeColor="text1"/>
-          <w:sz w:val="28"/>
-          <w:szCs w:val="28"/>
-          <w:lang w:val="en-US"/>
-        </w:rPr>
-      </w:pPr>
-      <w:r>
-        <w:rPr>
-          <w:color w:val="000000" w:themeColor="text1"/>
-          <w:sz w:val="28"/>
-          <w:szCs w:val="28"/>
-          <w:lang w:val="en-US"/>
-        </w:rPr>
-        <w:t xml:space="preserve">    &lt;button type="submit"&gt;</w:t>
-      </w:r>
-      <w:r>
-        <w:rPr>
-          <w:color w:val="000000" w:themeColor="text1"/>
-          <w:sz w:val="28"/>
-          <w:szCs w:val="28"/>
-        </w:rPr>
-        <w:t>Добавить</w:t>
-      </w:r>
-      <w:r>
-        <w:rPr>
-          <w:color w:val="000000" w:themeColor="text1"/>
-          <w:sz w:val="28"/>
-          <w:szCs w:val="28"/>
-          <w:lang w:val="en-US"/>
-        </w:rPr>
-        <w:t>&lt;/button&gt;</w:t>
-      </w:r>
-    </w:p>
-    <w:p>
-      <w:pPr>
-        <w:pStyle w:val="aa"/>
-        <w:spacing w:before="0" w:beforeAutospacing="0" w:after="0" w:afterAutospacing="0"/>
-        <w:ind w:firstLine="709"/>
-        <w:jc w:val="both"/>
-        <w:rPr>
-          <w:color w:val="000000" w:themeColor="text1"/>
-          <w:sz w:val="28"/>
-          <w:szCs w:val="28"/>
-          <w:lang w:val="en-US"/>
-        </w:rPr>
-      </w:pPr>
-      <w:r>
-        <w:rPr>
-          <w:color w:val="000000" w:themeColor="text1"/>
-          <w:sz w:val="28"/>
-          <w:szCs w:val="28"/>
-          <w:lang w:val="en-US"/>
-        </w:rPr>
-        <w:t>&lt;/</w:t>
-      </w:r>
-      <w:r>
-        <w:rPr>
-          <w:b/>
-          <w:bCs/>
-          <w:color w:val="000000" w:themeColor="text1"/>
-          <w:sz w:val="28"/>
-          <w:szCs w:val="28"/>
-          <w:lang w:val="en-US"/>
-        </w:rPr>
-        <w:t>form</w:t>
-      </w:r>
-      <w:r>
-        <w:rPr>
-          <w:color w:val="000000" w:themeColor="text1"/>
-          <w:sz w:val="28"/>
-          <w:szCs w:val="28"/>
-          <w:lang w:val="en-US"/>
-        </w:rPr>
-        <w:t>&gt;</w:t>
-      </w:r>
-    </w:p>
-    <w:p>
-      <w:pPr>
-        <w:pStyle w:val="aa"/>
-        <w:spacing w:before="0" w:beforeAutospacing="0" w:after="0" w:afterAutospacing="0"/>
-        <w:ind w:firstLine="709"/>
-        <w:jc w:val="both"/>
-        <w:rPr>
-          <w:color w:val="000000" w:themeColor="text1"/>
-          <w:sz w:val="28"/>
-          <w:szCs w:val="28"/>
-          <w:lang w:val="en-US"/>
-        </w:rPr>
-      </w:pPr>
-      <w:r>
-        <w:rPr>
-          <w:color w:val="000000" w:themeColor="text1"/>
-          <w:sz w:val="28"/>
-          <w:szCs w:val="28"/>
-          <w:lang w:val="en-US"/>
-        </w:rPr>
-        <w:t>&lt;</w:t>
-      </w:r>
-      <w:proofErr w:type="spellStart"/>
-      <w:r>
-        <w:rPr>
-          <w:color w:val="000000" w:themeColor="text1"/>
-          <w:sz w:val="28"/>
-          <w:szCs w:val="28"/>
-          <w:lang w:val="en-US"/>
-        </w:rPr>
-        <w:t>br</w:t>
-      </w:r>
-      <w:proofErr w:type="spellEnd"/>
-      <w:r>
-        <w:rPr>
-          <w:color w:val="000000" w:themeColor="text1"/>
-          <w:sz w:val="28"/>
-          <w:szCs w:val="28"/>
-          <w:lang w:val="en-US"/>
-        </w:rPr>
-        <w:t xml:space="preserve"> /&gt;</w:t>
-      </w:r>
-    </w:p>
-    <w:p>
-      <w:pPr>
-        <w:pStyle w:val="aa"/>
-        <w:spacing w:before="0" w:beforeAutospacing="0" w:after="0" w:afterAutospacing="0"/>
-        <w:ind w:firstLine="709"/>
-        <w:jc w:val="both"/>
-        <w:rPr>
-          <w:color w:val="000000" w:themeColor="text1"/>
-          <w:sz w:val="28"/>
-          <w:szCs w:val="28"/>
-          <w:lang w:val="en-US"/>
-        </w:rPr>
-      </w:pPr>
-      <w:r>
-        <w:rPr>
-          <w:color w:val="000000" w:themeColor="text1"/>
-          <w:sz w:val="28"/>
-          <w:szCs w:val="28"/>
-          <w:lang w:val="en-US"/>
-        </w:rPr>
-        <w:t xml:space="preserve">&lt;a </w:t>
-      </w:r>
-      <w:proofErr w:type="spellStart"/>
-      <w:r>
-        <w:rPr>
-          <w:color w:val="000000" w:themeColor="text1"/>
-          <w:sz w:val="28"/>
-          <w:szCs w:val="28"/>
-          <w:lang w:val="en-US"/>
-        </w:rPr>
-        <w:t>href</w:t>
-      </w:r>
-      <w:proofErr w:type="spellEnd"/>
-      <w:r>
-        <w:rPr>
-          <w:color w:val="000000" w:themeColor="text1"/>
-          <w:sz w:val="28"/>
-          <w:szCs w:val="28"/>
-          <w:lang w:val="en-US"/>
-        </w:rPr>
-        <w:t>="/Todo"&gt;</w:t>
-      </w:r>
-      <w:r>
-        <w:rPr>
-          <w:color w:val="000000" w:themeColor="text1"/>
-          <w:sz w:val="28"/>
-          <w:szCs w:val="28"/>
-        </w:rPr>
-        <w:t>Все</w:t>
-      </w:r>
-      <w:r>
-        <w:rPr>
-          <w:color w:val="000000" w:themeColor="text1"/>
-          <w:sz w:val="28"/>
-          <w:szCs w:val="28"/>
-          <w:lang w:val="en-US"/>
-        </w:rPr>
-        <w:t>&lt;/a&gt; |</w:t>
-      </w:r>
-    </w:p>
-    <w:p>
-      <w:pPr>
-        <w:pStyle w:val="aa"/>
-        <w:spacing w:before="0" w:beforeAutospacing="0" w:after="0" w:afterAutospacing="0"/>
-        <w:ind w:firstLine="709"/>
-        <w:jc w:val="both"/>
-        <w:rPr>
-          <w:color w:val="000000" w:themeColor="text1"/>
-          <w:sz w:val="28"/>
-          <w:szCs w:val="28"/>
-          <w:lang w:val="en-US"/>
-        </w:rPr>
-      </w:pPr>
-      <w:r>
-        <w:rPr>
-          <w:color w:val="000000" w:themeColor="text1"/>
-          <w:sz w:val="28"/>
-          <w:szCs w:val="28"/>
-          <w:lang w:val="en-US"/>
-        </w:rPr>
-        <w:t xml:space="preserve">&lt;a </w:t>
-      </w:r>
-      <w:proofErr w:type="spellStart"/>
-      <w:r>
-        <w:rPr>
-          <w:color w:val="000000" w:themeColor="text1"/>
-          <w:sz w:val="28"/>
-          <w:szCs w:val="28"/>
-          <w:lang w:val="en-US"/>
-        </w:rPr>
-        <w:t>href</w:t>
-      </w:r>
-      <w:proofErr w:type="spellEnd"/>
-      <w:r>
-        <w:rPr>
-          <w:color w:val="000000" w:themeColor="text1"/>
-          <w:sz w:val="28"/>
-          <w:szCs w:val="28"/>
-          <w:lang w:val="en-US"/>
-        </w:rPr>
-        <w:t>="/</w:t>
-      </w:r>
-      <w:proofErr w:type="spellStart"/>
-      <w:r>
-        <w:rPr>
-          <w:color w:val="000000" w:themeColor="text1"/>
-          <w:sz w:val="28"/>
-          <w:szCs w:val="28"/>
-          <w:lang w:val="en-US"/>
-        </w:rPr>
-        <w:t>Todo?status</w:t>
-      </w:r>
-      <w:proofErr w:type="spellEnd"/>
-      <w:r>
-        <w:rPr>
-          <w:color w:val="000000" w:themeColor="text1"/>
-          <w:sz w:val="28"/>
-          <w:szCs w:val="28"/>
-          <w:lang w:val="en-US"/>
-        </w:rPr>
-        <w:t>=active"&gt;</w:t>
-      </w:r>
-      <w:r>
-        <w:rPr>
-          <w:color w:val="000000" w:themeColor="text1"/>
-          <w:sz w:val="28"/>
-          <w:szCs w:val="28"/>
-        </w:rPr>
-        <w:t>Активные</w:t>
-      </w:r>
-      <w:r>
-        <w:rPr>
-          <w:color w:val="000000" w:themeColor="text1"/>
-          <w:sz w:val="28"/>
-          <w:szCs w:val="28"/>
-          <w:lang w:val="en-US"/>
-        </w:rPr>
-        <w:t>&lt;/a&gt; |</w:t>
-      </w:r>
-    </w:p>
-    <w:p>
-      <w:pPr>
-        <w:pStyle w:val="aa"/>
-        <w:spacing w:before="0" w:beforeAutospacing="0" w:after="0" w:afterAutospacing="0"/>
-        <w:ind w:firstLine="709"/>
-        <w:jc w:val="both"/>
-        <w:rPr>
-          <w:color w:val="000000" w:themeColor="text1"/>
-          <w:sz w:val="28"/>
-          <w:szCs w:val="28"/>
-          <w:lang w:val="en-US"/>
-        </w:rPr>
-      </w:pPr>
-      <w:r>
-        <w:rPr>
-          <w:color w:val="000000" w:themeColor="text1"/>
-          <w:sz w:val="28"/>
-          <w:szCs w:val="28"/>
-          <w:lang w:val="en-US"/>
-        </w:rPr>
-        <w:t xml:space="preserve">&lt;a </w:t>
-      </w:r>
-      <w:proofErr w:type="spellStart"/>
-      <w:r>
-        <w:rPr>
-          <w:color w:val="000000" w:themeColor="text1"/>
-          <w:sz w:val="28"/>
-          <w:szCs w:val="28"/>
-          <w:lang w:val="en-US"/>
-        </w:rPr>
-        <w:t>href</w:t>
-      </w:r>
-      <w:proofErr w:type="spellEnd"/>
-      <w:r>
-        <w:rPr>
-          <w:color w:val="000000" w:themeColor="text1"/>
-          <w:sz w:val="28"/>
-          <w:szCs w:val="28"/>
-          <w:lang w:val="en-US"/>
-        </w:rPr>
-        <w:t>="/</w:t>
-      </w:r>
-      <w:proofErr w:type="spellStart"/>
-      <w:r>
-        <w:rPr>
-          <w:color w:val="000000" w:themeColor="text1"/>
-          <w:sz w:val="28"/>
-          <w:szCs w:val="28"/>
-          <w:lang w:val="en-US"/>
-        </w:rPr>
-        <w:t>Todo?status</w:t>
-      </w:r>
-      <w:proofErr w:type="spellEnd"/>
-      <w:r>
-        <w:rPr>
-          <w:color w:val="000000" w:themeColor="text1"/>
-          <w:sz w:val="28"/>
-          <w:szCs w:val="28"/>
-          <w:lang w:val="en-US"/>
-        </w:rPr>
-        <w:t>=completed"&gt;</w:t>
-      </w:r>
-      <w:r>
-        <w:rPr>
-          <w:color w:val="000000" w:themeColor="text1"/>
-          <w:sz w:val="28"/>
-          <w:szCs w:val="28"/>
-        </w:rPr>
-        <w:t>Завершённые</w:t>
-      </w:r>
-      <w:r>
-        <w:rPr>
-          <w:color w:val="000000" w:themeColor="text1"/>
-          <w:sz w:val="28"/>
-          <w:szCs w:val="28"/>
-          <w:lang w:val="en-US"/>
-        </w:rPr>
-        <w:t>&lt;/a&gt;</w:t>
-      </w:r>
-    </w:p>
-    <w:p>
-      <w:pPr>
-        <w:pStyle w:val="aa"/>
-        <w:spacing w:before="0" w:beforeAutospacing="0" w:after="0" w:afterAutospacing="0"/>
-        <w:ind w:firstLine="709"/>
-        <w:jc w:val="both"/>
-        <w:rPr>
-          <w:color w:val="000000" w:themeColor="text1"/>
-          <w:sz w:val="28"/>
-          <w:szCs w:val="28"/>
-          <w:lang w:val="en-US"/>
-        </w:rPr>
-      </w:pPr>
-      <w:r>
-        <w:rPr>
-          <w:color w:val="000000" w:themeColor="text1"/>
-          <w:sz w:val="28"/>
-          <w:szCs w:val="28"/>
-          <w:lang w:val="en-US"/>
-        </w:rPr>
-        <w:lastRenderedPageBreak/>
-        <w:t>&lt;ul&gt;</w:t>
-      </w:r>
-    </w:p>
-    <w:p>
-      <w:pPr>
-        <w:pStyle w:val="aa"/>
-        <w:spacing w:before="0" w:beforeAutospacing="0" w:after="0" w:afterAutospacing="0"/>
-        <w:ind w:firstLine="709"/>
-        <w:jc w:val="both"/>
-        <w:rPr>
-          <w:color w:val="000000" w:themeColor="text1"/>
-          <w:sz w:val="28"/>
-          <w:szCs w:val="28"/>
-          <w:lang w:val="en-US"/>
-        </w:rPr>
-      </w:pPr>
-      <w:r>
-        <w:rPr>
-          <w:color w:val="000000" w:themeColor="text1"/>
-          <w:sz w:val="28"/>
-          <w:szCs w:val="28"/>
-          <w:lang w:val="en-US"/>
-        </w:rPr>
-        <w:t xml:space="preserve">    @foreach (var item in Model)</w:t>
-      </w:r>
-    </w:p>
-    <w:p>
-      <w:pPr>
-        <w:pStyle w:val="aa"/>
-        <w:spacing w:before="0" w:beforeAutospacing="0" w:after="0" w:afterAutospacing="0"/>
-        <w:ind w:firstLine="709"/>
-        <w:jc w:val="both"/>
-        <w:rPr>
-          <w:color w:val="000000" w:themeColor="text1"/>
-          <w:sz w:val="28"/>
-          <w:szCs w:val="28"/>
-          <w:lang w:val="en-US"/>
-        </w:rPr>
-      </w:pPr>
-      <w:r>
-        <w:rPr>
-          <w:color w:val="000000" w:themeColor="text1"/>
-          <w:sz w:val="28"/>
-          <w:szCs w:val="28"/>
-          <w:lang w:val="en-US"/>
-        </w:rPr>
-        <w:t xml:space="preserve">    {</w:t>
-      </w:r>
-    </w:p>
-    <w:p>
-      <w:pPr>
-        <w:pStyle w:val="aa"/>
-        <w:spacing w:before="0" w:beforeAutospacing="0" w:after="0" w:afterAutospacing="0"/>
-        <w:ind w:firstLine="709"/>
-        <w:jc w:val="both"/>
-        <w:rPr>
-          <w:color w:val="000000" w:themeColor="text1"/>
-          <w:sz w:val="28"/>
-          <w:szCs w:val="28"/>
-          <w:lang w:val="en-US"/>
-        </w:rPr>
-      </w:pPr>
-      <w:r>
-        <w:rPr>
-          <w:color w:val="000000" w:themeColor="text1"/>
-          <w:sz w:val="28"/>
-          <w:szCs w:val="28"/>
-          <w:lang w:val="en-US"/>
-        </w:rPr>
-        <w:t xml:space="preserve">        &lt;li&gt;</w:t>
-      </w:r>
-    </w:p>
-    <w:p>
-      <w:pPr>
-        <w:pStyle w:val="aa"/>
-        <w:spacing w:before="0" w:beforeAutospacing="0" w:after="0" w:afterAutospacing="0"/>
-        <w:ind w:firstLine="709"/>
-        <w:jc w:val="both"/>
-        <w:rPr>
-          <w:color w:val="000000" w:themeColor="text1"/>
-          <w:sz w:val="28"/>
-          <w:szCs w:val="28"/>
-        </w:rPr>
-      </w:pPr>
-      <w:r>
-        <w:rPr>
-          <w:color w:val="000000" w:themeColor="text1"/>
-          <w:sz w:val="28"/>
-          <w:szCs w:val="28"/>
-          <w:lang w:val="en-US"/>
-        </w:rPr>
-        <w:t xml:space="preserve">            </w:t>
-      </w:r>
-      <w:r>
-        <w:rPr>
-          <w:color w:val="000000" w:themeColor="text1"/>
-          <w:sz w:val="28"/>
-          <w:szCs w:val="28"/>
-        </w:rPr>
-        <w:t>&lt;</w:t>
-      </w:r>
-      <w:r>
-        <w:rPr>
-          <w:color w:val="000000" w:themeColor="text1"/>
-          <w:sz w:val="28"/>
-          <w:szCs w:val="28"/>
-          <w:lang w:val="en-US"/>
-        </w:rPr>
-        <w:t>b</w:t>
-      </w:r>
-      <w:r>
-        <w:rPr>
-          <w:color w:val="000000" w:themeColor="text1"/>
-          <w:sz w:val="28"/>
-          <w:szCs w:val="28"/>
-        </w:rPr>
-        <w:t>&gt;@</w:t>
-      </w:r>
-      <w:proofErr w:type="gramStart"/>
-      <w:r>
-        <w:rPr>
-          <w:color w:val="000000" w:themeColor="text1"/>
-          <w:sz w:val="28"/>
-          <w:szCs w:val="28"/>
-          <w:lang w:val="en-US"/>
-        </w:rPr>
-        <w:t>item</w:t>
-      </w:r>
-      <w:r>
-        <w:rPr>
-          <w:color w:val="000000" w:themeColor="text1"/>
-          <w:sz w:val="28"/>
-          <w:szCs w:val="28"/>
-        </w:rPr>
-        <w:t>.</w:t>
-      </w:r>
-      <w:r>
-        <w:rPr>
-          <w:color w:val="000000" w:themeColor="text1"/>
-          <w:sz w:val="28"/>
-          <w:szCs w:val="28"/>
-          <w:lang w:val="en-US"/>
-        </w:rPr>
-        <w:t>Title</w:t>
-      </w:r>
-      <w:proofErr w:type="gramEnd"/>
-      <w:r>
-        <w:rPr>
-          <w:color w:val="000000" w:themeColor="text1"/>
-          <w:sz w:val="28"/>
-          <w:szCs w:val="28"/>
-        </w:rPr>
-        <w:t>&lt;/</w:t>
-      </w:r>
-      <w:r>
-        <w:rPr>
-          <w:color w:val="000000" w:themeColor="text1"/>
-          <w:sz w:val="28"/>
-          <w:szCs w:val="28"/>
-          <w:lang w:val="en-US"/>
-        </w:rPr>
-        <w:t>b</w:t>
-      </w:r>
-      <w:r>
-        <w:rPr>
-          <w:color w:val="000000" w:themeColor="text1"/>
-          <w:sz w:val="28"/>
-          <w:szCs w:val="28"/>
-        </w:rPr>
-        <w:t>&gt;</w:t>
-      </w:r>
-    </w:p>
-    <w:p>
-      <w:pPr>
-        <w:pStyle w:val="aa"/>
-        <w:spacing w:before="0" w:beforeAutospacing="0" w:after="0" w:afterAutospacing="0"/>
-        <w:ind w:firstLine="709"/>
-        <w:jc w:val="both"/>
-        <w:rPr>
-          <w:color w:val="000000" w:themeColor="text1"/>
-          <w:sz w:val="28"/>
-          <w:szCs w:val="28"/>
-        </w:rPr>
-      </w:pPr>
-      <w:r>
-        <w:rPr>
-          <w:color w:val="000000" w:themeColor="text1"/>
-          <w:sz w:val="28"/>
-          <w:szCs w:val="28"/>
-        </w:rPr>
-        <w:t xml:space="preserve">            (</w:t>
-      </w:r>
-      <w:r>
-        <w:rPr>
-          <w:color w:val="000000" w:themeColor="text1"/>
-          <w:sz w:val="28"/>
-          <w:szCs w:val="28"/>
-        </w:rPr>
-        <w:t>до</w:t>
-      </w:r>
-      <w:r>
-        <w:rPr>
-          <w:color w:val="000000" w:themeColor="text1"/>
-          <w:sz w:val="28"/>
-          <w:szCs w:val="28"/>
-        </w:rPr>
-        <w:t>: @</w:t>
-      </w:r>
-      <w:proofErr w:type="gramStart"/>
-      <w:r>
-        <w:rPr>
-          <w:color w:val="000000" w:themeColor="text1"/>
-          <w:sz w:val="28"/>
-          <w:szCs w:val="28"/>
-          <w:lang w:val="en-US"/>
-        </w:rPr>
-        <w:t>item</w:t>
-      </w:r>
-      <w:r>
-        <w:rPr>
-          <w:color w:val="000000" w:themeColor="text1"/>
-          <w:sz w:val="28"/>
-          <w:szCs w:val="28"/>
-        </w:rPr>
-        <w:t>.</w:t>
-      </w:r>
-      <w:proofErr w:type="spellStart"/>
-      <w:r>
-        <w:rPr>
-          <w:color w:val="000000" w:themeColor="text1"/>
-          <w:sz w:val="28"/>
-          <w:szCs w:val="28"/>
-          <w:lang w:val="en-US"/>
-        </w:rPr>
-        <w:t>DueDate</w:t>
-      </w:r>
-      <w:proofErr w:type="spellEnd"/>
-      <w:r>
-        <w:rPr>
-          <w:color w:val="000000" w:themeColor="text1"/>
-          <w:sz w:val="28"/>
-          <w:szCs w:val="28"/>
-        </w:rPr>
-        <w:t>.</w:t>
-      </w:r>
-      <w:proofErr w:type="spellStart"/>
-      <w:r>
-        <w:rPr>
-          <w:color w:val="000000" w:themeColor="text1"/>
-          <w:sz w:val="28"/>
-          <w:szCs w:val="28"/>
-          <w:lang w:val="en-US"/>
-        </w:rPr>
-        <w:t>ToShortDateString</w:t>
-      </w:r>
-      <w:proofErr w:type="spellEnd"/>
-      <w:proofErr w:type="gramEnd"/>
-      <w:r>
-        <w:rPr>
-          <w:color w:val="000000" w:themeColor="text1"/>
-          <w:sz w:val="28"/>
-          <w:szCs w:val="28"/>
-        </w:rPr>
-        <w:t>())</w:t>
-      </w:r>
-    </w:p>
-    <w:p>
-      <w:pPr>
-        <w:pStyle w:val="aa"/>
-        <w:spacing w:before="0" w:beforeAutospacing="0" w:after="0" w:afterAutospacing="0"/>
-        <w:ind w:firstLine="709"/>
-        <w:jc w:val="both"/>
-        <w:rPr>
-          <w:color w:val="000000" w:themeColor="text1"/>
-          <w:sz w:val="28"/>
-          <w:szCs w:val="28"/>
-        </w:rPr>
-      </w:pPr>
-    </w:p>
-    <w:p>
-      <w:pPr>
-        <w:pStyle w:val="aa"/>
-        <w:spacing w:before="0" w:beforeAutospacing="0" w:after="0" w:afterAutospacing="0"/>
-        <w:ind w:firstLine="709"/>
-        <w:jc w:val="both"/>
-        <w:rPr>
-          <w:color w:val="000000" w:themeColor="text1"/>
-          <w:sz w:val="28"/>
-          <w:szCs w:val="28"/>
-          <w:lang w:val="en-US"/>
-        </w:rPr>
-      </w:pPr>
-      <w:r>
-        <w:rPr>
-          <w:color w:val="000000" w:themeColor="text1"/>
-          <w:sz w:val="28"/>
-          <w:szCs w:val="28"/>
-        </w:rPr>
-        <w:t xml:space="preserve">            </w:t>
-      </w:r>
-      <w:r>
-        <w:rPr>
-          <w:color w:val="000000" w:themeColor="text1"/>
-          <w:sz w:val="28"/>
-          <w:szCs w:val="28"/>
-          <w:lang w:val="en-US"/>
-        </w:rPr>
-        <w:t xml:space="preserve">@if </w:t>
-      </w:r>
-      <w:proofErr w:type="gramStart"/>
-      <w:r>
-        <w:rPr>
-          <w:color w:val="000000" w:themeColor="text1"/>
-          <w:sz w:val="28"/>
-          <w:szCs w:val="28"/>
-          <w:lang w:val="en-US"/>
-        </w:rPr>
-        <w:t>(!</w:t>
-      </w:r>
-      <w:proofErr w:type="spellStart"/>
-      <w:r>
-        <w:rPr>
-          <w:color w:val="000000" w:themeColor="text1"/>
-          <w:sz w:val="28"/>
-          <w:szCs w:val="28"/>
-          <w:lang w:val="en-US"/>
-        </w:rPr>
-        <w:t>item</w:t>
-      </w:r>
-      <w:proofErr w:type="gramEnd"/>
-      <w:r>
-        <w:rPr>
-          <w:color w:val="000000" w:themeColor="text1"/>
-          <w:sz w:val="28"/>
-          <w:szCs w:val="28"/>
-          <w:lang w:val="en-US"/>
-        </w:rPr>
-        <w:t>.IsCompleted</w:t>
-      </w:r>
-      <w:proofErr w:type="spellEnd"/>
-      <w:r>
-        <w:rPr>
-          <w:color w:val="000000" w:themeColor="text1"/>
-          <w:sz w:val="28"/>
-          <w:szCs w:val="28"/>
-          <w:lang w:val="en-US"/>
-        </w:rPr>
-        <w:t>)</w:t>
-      </w:r>
-    </w:p>
-    <w:p>
-      <w:pPr>
-        <w:pStyle w:val="aa"/>
-        <w:spacing w:before="0" w:beforeAutospacing="0" w:after="0" w:afterAutospacing="0"/>
-        <w:ind w:firstLine="709"/>
-        <w:jc w:val="both"/>
-        <w:rPr>
-          <w:color w:val="000000" w:themeColor="text1"/>
-          <w:sz w:val="28"/>
-          <w:szCs w:val="28"/>
-          <w:lang w:val="en-US"/>
-        </w:rPr>
-      </w:pPr>
-      <w:r>
-        <w:rPr>
-          <w:color w:val="000000" w:themeColor="text1"/>
-          <w:sz w:val="28"/>
-          <w:szCs w:val="28"/>
-          <w:lang w:val="en-US"/>
-        </w:rPr>
-        <w:t xml:space="preserve">            {</w:t>
-      </w:r>
-    </w:p>
-    <w:p>
-      <w:pPr>
-        <w:pStyle w:val="aa"/>
-        <w:spacing w:before="0" w:beforeAutospacing="0" w:after="0" w:afterAutospacing="0"/>
-        <w:ind w:firstLine="709"/>
-        <w:jc w:val="both"/>
-        <w:rPr>
-          <w:color w:val="000000" w:themeColor="text1"/>
-          <w:sz w:val="28"/>
-          <w:szCs w:val="28"/>
-          <w:lang w:val="en-US"/>
-        </w:rPr>
-      </w:pPr>
-      <w:r>
-        <w:rPr>
-          <w:color w:val="000000" w:themeColor="text1"/>
-          <w:sz w:val="28"/>
-          <w:szCs w:val="28"/>
-          <w:lang w:val="en-US"/>
-        </w:rPr>
-        <w:t xml:space="preserve">                &lt;a </w:t>
-      </w:r>
-      <w:proofErr w:type="spellStart"/>
-      <w:r>
-        <w:rPr>
-          <w:color w:val="000000" w:themeColor="text1"/>
-          <w:sz w:val="28"/>
-          <w:szCs w:val="28"/>
-          <w:lang w:val="en-US"/>
-        </w:rPr>
-        <w:t>href</w:t>
-      </w:r>
-      <w:proofErr w:type="spellEnd"/>
-      <w:r>
-        <w:rPr>
-          <w:color w:val="000000" w:themeColor="text1"/>
-          <w:sz w:val="28"/>
-          <w:szCs w:val="28"/>
-          <w:lang w:val="en-US"/>
-        </w:rPr>
-        <w:t>="/Todo/Complete/@item.Id"&gt;</w:t>
-      </w:r>
-      <w:r>
-        <w:rPr>
-          <w:color w:val="000000" w:themeColor="text1"/>
-          <w:sz w:val="28"/>
-          <w:szCs w:val="28"/>
-        </w:rPr>
-        <w:t>Завершить</w:t>
-      </w:r>
-      <w:r>
-        <w:rPr>
-          <w:color w:val="000000" w:themeColor="text1"/>
-          <w:sz w:val="28"/>
-          <w:szCs w:val="28"/>
-          <w:lang w:val="en-US"/>
-        </w:rPr>
-        <w:t>&lt;/a&gt;</w:t>
-      </w:r>
-    </w:p>
-    <w:p>
-      <w:pPr>
-        <w:pStyle w:val="aa"/>
-        <w:spacing w:before="0" w:beforeAutospacing="0" w:after="0" w:afterAutospacing="0"/>
-        <w:ind w:firstLine="709"/>
-        <w:jc w:val="both"/>
-        <w:rPr>
-          <w:color w:val="000000" w:themeColor="text1"/>
-          <w:sz w:val="28"/>
-          <w:szCs w:val="28"/>
-          <w:lang w:val="en-US"/>
-        </w:rPr>
-      </w:pPr>
-      <w:r>
-        <w:rPr>
-          <w:color w:val="000000" w:themeColor="text1"/>
-          <w:sz w:val="28"/>
-          <w:szCs w:val="28"/>
-          <w:lang w:val="en-US"/>
-        </w:rPr>
-        <w:t xml:space="preserve">            }</w:t>
-      </w:r>
-    </w:p>
-    <w:p>
-      <w:pPr>
-        <w:pStyle w:val="aa"/>
-        <w:spacing w:before="0" w:beforeAutospacing="0" w:after="0" w:afterAutospacing="0"/>
-        <w:ind w:firstLine="709"/>
-        <w:jc w:val="both"/>
-        <w:rPr>
-          <w:color w:val="000000" w:themeColor="text1"/>
-          <w:sz w:val="28"/>
-          <w:szCs w:val="28"/>
-          <w:lang w:val="en-US"/>
-        </w:rPr>
-      </w:pPr>
-      <w:r>
-        <w:rPr>
-          <w:color w:val="000000" w:themeColor="text1"/>
-          <w:sz w:val="28"/>
-          <w:szCs w:val="28"/>
-          <w:lang w:val="en-US"/>
-        </w:rPr>
-        <w:t xml:space="preserve">            else</w:t>
-      </w:r>
-    </w:p>
-    <w:p>
-      <w:pPr>
-        <w:pStyle w:val="aa"/>
-        <w:spacing w:before="0" w:beforeAutospacing="0" w:after="0" w:afterAutospacing="0"/>
-        <w:ind w:firstLine="709"/>
-        <w:jc w:val="both"/>
-        <w:rPr>
-          <w:color w:val="000000" w:themeColor="text1"/>
-          <w:sz w:val="28"/>
-          <w:szCs w:val="28"/>
-          <w:lang w:val="en-US"/>
-        </w:rPr>
-      </w:pPr>
-      <w:r>
-        <w:rPr>
-          <w:color w:val="000000" w:themeColor="text1"/>
-          <w:sz w:val="28"/>
-          <w:szCs w:val="28"/>
-          <w:lang w:val="en-US"/>
-        </w:rPr>
-        <w:t xml:space="preserve">            {</w:t>
-      </w:r>
-    </w:p>
-    <w:p>
-      <w:pPr>
-        <w:pStyle w:val="aa"/>
-        <w:spacing w:before="0" w:beforeAutospacing="0" w:after="0" w:afterAutospacing="0"/>
-        <w:ind w:firstLine="709"/>
-        <w:jc w:val="both"/>
-        <w:rPr>
-          <w:color w:val="000000" w:themeColor="text1"/>
-          <w:sz w:val="28"/>
-          <w:szCs w:val="28"/>
-          <w:lang w:val="en-US"/>
-        </w:rPr>
-      </w:pPr>
-      <w:r>
-        <w:rPr>
-          <w:color w:val="000000" w:themeColor="text1"/>
-          <w:sz w:val="28"/>
-          <w:szCs w:val="28"/>
-          <w:lang w:val="en-US"/>
-        </w:rPr>
-        <w:t xml:space="preserve">                &lt;span&gt;(</w:t>
-      </w:r>
-      <w:r>
-        <w:rPr>
-          <w:color w:val="000000" w:themeColor="text1"/>
-          <w:sz w:val="28"/>
-          <w:szCs w:val="28"/>
-        </w:rPr>
-        <w:t>Готово</w:t>
-      </w:r>
-      <w:r>
-        <w:rPr>
-          <w:color w:val="000000" w:themeColor="text1"/>
-          <w:sz w:val="28"/>
-          <w:szCs w:val="28"/>
-          <w:lang w:val="en-US"/>
-        </w:rPr>
-        <w:t>)&lt;/span&gt;</w:t>
-      </w:r>
-    </w:p>
-    <w:p>
-      <w:pPr>
-        <w:pStyle w:val="aa"/>
-        <w:spacing w:before="0" w:beforeAutospacing="0" w:after="0" w:afterAutospacing="0"/>
-        <w:ind w:firstLine="709"/>
-        <w:jc w:val="both"/>
-        <w:rPr>
-          <w:color w:val="000000" w:themeColor="text1"/>
-          <w:sz w:val="28"/>
-          <w:szCs w:val="28"/>
-          <w:lang w:val="en-US"/>
-        </w:rPr>
-      </w:pPr>
-      <w:r>
-        <w:rPr>
-          <w:color w:val="000000" w:themeColor="text1"/>
-          <w:sz w:val="28"/>
-          <w:szCs w:val="28"/>
-          <w:lang w:val="en-US"/>
-        </w:rPr>
-        <w:t xml:space="preserve">            }</w:t>
-      </w:r>
-    </w:p>
-    <w:p>
-      <w:pPr>
-        <w:pStyle w:val="aa"/>
-        <w:spacing w:before="0" w:beforeAutospacing="0" w:after="0" w:afterAutospacing="0"/>
-        <w:ind w:firstLine="709"/>
-        <w:jc w:val="both"/>
-        <w:rPr>
-          <w:color w:val="000000" w:themeColor="text1"/>
-          <w:sz w:val="28"/>
-          <w:szCs w:val="28"/>
-          <w:lang w:val="en-US"/>
-        </w:rPr>
-      </w:pPr>
-      <w:r>
-        <w:rPr>
-          <w:color w:val="000000" w:themeColor="text1"/>
-          <w:sz w:val="28"/>
-          <w:szCs w:val="28"/>
-          <w:lang w:val="en-US"/>
-        </w:rPr>
-        <w:t xml:space="preserve">        &lt;/li&gt;</w:t>
-      </w:r>
-    </w:p>
-    <w:p>
-      <w:pPr>
-        <w:pStyle w:val="aa"/>
-        <w:spacing w:before="0" w:beforeAutospacing="0" w:after="0" w:afterAutospacing="0"/>
-        <w:ind w:firstLine="709"/>
-        <w:jc w:val="both"/>
-        <w:rPr>
-          <w:color w:val="000000" w:themeColor="text1"/>
-          <w:sz w:val="28"/>
-          <w:szCs w:val="28"/>
-        </w:rPr>
-      </w:pPr>
-      <w:r>
-        <w:rPr>
-          <w:color w:val="000000" w:themeColor="text1"/>
-          <w:sz w:val="28"/>
-          <w:szCs w:val="28"/>
-          <w:lang w:val="en-US"/>
-        </w:rPr>
-        <w:t xml:space="preserve">    </w:t>
-      </w:r>
-      <w:r>
-        <w:rPr>
-          <w:color w:val="000000" w:themeColor="text1"/>
-          <w:sz w:val="28"/>
-          <w:szCs w:val="28"/>
-        </w:rPr>
-        <w:t>}</w:t>
-      </w:r>
-    </w:p>
-    <w:p>
-      <w:pPr>
-        <w:pStyle w:val="aa"/>
-        <w:spacing w:before="0" w:beforeAutospacing="0" w:after="0" w:afterAutospacing="0"/>
-        <w:ind w:firstLine="709"/>
-        <w:jc w:val="both"/>
-        <w:rPr>
-          <w:color w:val="000000" w:themeColor="text1"/>
-          <w:sz w:val="28"/>
-          <w:szCs w:val="28"/>
-        </w:rPr>
-      </w:pPr>
-      <w:r>
-        <w:rPr>
-          <w:color w:val="000000" w:themeColor="text1"/>
-          <w:sz w:val="28"/>
-          <w:szCs w:val="28"/>
-        </w:rPr>
-        <w:t>&lt;/</w:t>
-      </w:r>
-      <w:proofErr w:type="spellStart"/>
-      <w:r>
-        <w:rPr>
-          <w:color w:val="000000" w:themeColor="text1"/>
-          <w:sz w:val="28"/>
-          <w:szCs w:val="28"/>
-        </w:rPr>
-        <w:t>ul</w:t>
-      </w:r>
-      <w:proofErr w:type="spellEnd"/>
-      <w:r>
-        <w:rPr>
-          <w:color w:val="000000" w:themeColor="text1"/>
-          <w:sz w:val="28"/>
-          <w:szCs w:val="28"/>
-        </w:rPr>
-        <w:t>&gt;</w:t>
-      </w:r>
-    </w:p>
-    <w:p>
-      <w:pPr>
-        <w:pStyle w:val="aa"/>
-        <w:spacing w:before="0" w:beforeAutospacing="0" w:after="0" w:afterAutospacing="0"/>
-        <w:ind w:firstLine="709"/>
-        <w:jc w:val="both"/>
-        <w:rPr>
           <w:color w:val="000000"/>
           <w:sz w:val="28"/>
           <w:szCs w:val="28"/>
         </w:rPr>
-      </w:pPr>
+        <w:t>2</w:t>
+      </w:r>
       <w:r>
         <w:rPr>
           <w:color w:val="000000"/>
           <w:sz w:val="28"/>
           <w:szCs w:val="28"/>
-        </w:rPr>
-        <w:t>Таблица</w:t>
-      </w:r>
-      <w:r>
-        <w:rPr>
-          <w:color w:val="000000"/>
-          <w:sz w:val="28"/>
-          <w:szCs w:val="28"/>
-        </w:rPr>
-        <w:t xml:space="preserve"> </w:t>
-      </w:r>
-      <w:r>
-        <w:rPr>
-          <w:color w:val="000000"/>
-          <w:sz w:val="28"/>
-          <w:szCs w:val="28"/>
-        </w:rPr>
-        <w:t>2</w:t>
-      </w:r>
-      <w:r>
-        <w:rPr>
-          <w:color w:val="000000"/>
-          <w:sz w:val="28"/>
-          <w:szCs w:val="28"/>
-          <w:lang w:val="en-US"/>
         </w:rPr>
         <w:t>1</w:t>
       </w:r>
@@ -4381,7 +2931,6 @@
                 <w:color w:val="000000"/>
                 <w:sz w:val="28"/>
                 <w:szCs w:val="28"/>
-                <w:lang w:val="en-US"/>
               </w:rPr>
               <w:t>18</w:t>
             </w:r>
@@ -4507,7 +3056,6 @@
                 <w:color w:val="000000"/>
                 <w:sz w:val="28"/>
                 <w:szCs w:val="28"/>
-                <w:lang w:val="en-US"/>
               </w:rPr>
               <w:t>18</w:t>
             </w:r>
@@ -4705,14 +3253,15 @@
       </w:pPr>
       <w:r>
         <w:rPr>
+          <w:noProof/>
           <w:color w:val="000000"/>
           <w:sz w:val="28"/>
           <w:szCs w:val="28"/>
         </w:rPr>
         <w:drawing>
-          <wp:inline distT="0" distB="0" distL="0" distR="0" wp14:anchorId="48D69E65" wp14:editId="4B7BD068">
-            <wp:extent cx="1866900" cy="2546057"/>
-            <wp:effectExtent l="0" t="0" r="0" b="6985"/>
+          <wp:inline distT="0" distB="0" distL="0" distR="0" wp14:anchorId="48D69E65" wp14:editId="7BB45BE2">
+            <wp:extent cx="1421543" cy="1938683"/>
+            <wp:effectExtent l="0" t="0" r="7620" b="4445"/>
             <wp:docPr id="447637199" name="Рисунок 1"/>
             <wp:cNvGraphicFramePr>
               <a:graphicFrameLocks xmlns:a="http://schemas.openxmlformats.org/drawingml/2006/main" noChangeAspect="1"/>
@@ -4733,7 +3282,7 @@
                   <pic:spPr>
                     <a:xfrm>
                       <a:off x="0" y="0"/>
-                      <a:ext cx="1872869" cy="2554198"/>
+                      <a:ext cx="1442668" cy="1967493"/>
                     </a:xfrm>
                     <a:prstGeom prst="rect">
                       <a:avLst/>
@@ -5738,7 +4287,14 @@
                               <w:sz w:val="28"/>
                               <w:szCs w:val="28"/>
                             </w:rPr>
-                            <w:t>25</w:t>
+                            <w:t>2</w:t>
+                          </w:r>
+                          <w:r>
+                            <w:rPr>
+                              <w:sz w:val="28"/>
+                              <w:szCs w:val="28"/>
+                            </w:rPr>
+                            <w:t>6</w:t>
                           </w:r>
                           <w:r>
                             <w:rPr>
@@ -5807,15 +4363,7 @@
                         <w:sz w:val="28"/>
                         <w:szCs w:val="28"/>
                       </w:rPr>
-                      <w:t>УП 5-04-0612-</w:t>
-                    </w:r>
-                    <w:proofErr w:type="gramStart"/>
-                    <w:r>
-                      <w:rPr>
-                        <w:sz w:val="28"/>
-                        <w:szCs w:val="28"/>
-                      </w:rPr>
-                      <w:t>02.4</w:t>
+                      <w:t>УП 5-04-0612-02.4</w:t>
                     </w:r>
                     <w:r>
                       <w:rPr>
@@ -5836,15 +4384,7 @@
                         <w:sz w:val="28"/>
                         <w:szCs w:val="28"/>
                       </w:rPr>
-                      <w:t>М</w:t>
-                    </w:r>
-                    <w:proofErr w:type="gramEnd"/>
-                    <w:r>
-                      <w:rPr>
-                        <w:sz w:val="28"/>
-                        <w:szCs w:val="28"/>
-                      </w:rPr>
-                      <w:t>-134</w:t>
+                      <w:t>М-134</w:t>
                     </w:r>
                     <w:r>
                       <w:rPr>
@@ -5858,7 +4398,14 @@
                         <w:sz w:val="28"/>
                         <w:szCs w:val="28"/>
                       </w:rPr>
-                      <w:t>25</w:t>
+                      <w:t>2</w:t>
+                    </w:r>
+                    <w:r>
+                      <w:rPr>
+                        <w:sz w:val="28"/>
+                        <w:szCs w:val="28"/>
+                      </w:rPr>
+                      <w:t>6</w:t>
                     </w:r>
                     <w:r>
                       <w:rPr>
@@ -6978,25 +5525,13 @@
                     <w:r>
                       <w:t xml:space="preserve"> </w:t>
                     </w:r>
-                    <w:proofErr w:type="spellStart"/>
-                    <w:proofErr w:type="gramStart"/>
                     <w:r>
                       <w:rPr>
                         <w:rFonts w:ascii="ISOCPEUR" w:hAnsi="ISOCPEUR"/>
                         <w:i/>
                         <w:sz w:val="22"/>
                       </w:rPr>
-                      <w:t>Н.контр</w:t>
-                    </w:r>
-                    <w:proofErr w:type="spellEnd"/>
-                    <w:proofErr w:type="gramEnd"/>
-                    <w:r>
-                      <w:rPr>
-                        <w:rFonts w:ascii="ISOCPEUR" w:hAnsi="ISOCPEUR"/>
-                        <w:i/>
-                        <w:sz w:val="22"/>
-                      </w:rPr>
-                      <w:t>.</w:t>
+                      <w:t>Н.контр.</w:t>
                     </w:r>
                   </w:p>
                 </w:txbxContent>
@@ -7822,19 +6357,8 @@
                         <w:spacing w:val="-20"/>
                         <w:sz w:val="22"/>
                       </w:rPr>
-                      <w:t xml:space="preserve">№ </w:t>
+                      <w:t>№ докум</w:t>
                     </w:r>
-                    <w:proofErr w:type="spellStart"/>
-                    <w:r>
-                      <w:rPr>
-                        <w:rFonts w:ascii="ISOCPEUR" w:hAnsi="ISOCPEUR"/>
-                        <w:i/>
-                        <w:spacing w:val="-20"/>
-                        <w:sz w:val="22"/>
-                      </w:rPr>
-                      <w:t>докум</w:t>
-                    </w:r>
-                    <w:proofErr w:type="spellEnd"/>
                   </w:p>
                 </w:txbxContent>
               </v:textbox>
@@ -8704,23 +7228,13 @@
                       </w:rPr>
                       <w:t xml:space="preserve"> </w:t>
                     </w:r>
-                    <w:proofErr w:type="spellStart"/>
                     <w:r>
                       <w:rPr>
                         <w:rFonts w:ascii="ISOCPEUR" w:hAnsi="ISOCPEUR"/>
                         <w:i/>
                         <w:sz w:val="22"/>
                       </w:rPr>
-                      <w:t>Разраб</w:t>
-                    </w:r>
-                    <w:proofErr w:type="spellEnd"/>
-                    <w:r>
-                      <w:rPr>
-                        <w:rFonts w:ascii="ISOCPEUR" w:hAnsi="ISOCPEUR"/>
-                        <w:i/>
-                        <w:sz w:val="22"/>
-                      </w:rPr>
-                      <w:t>.</w:t>
+                      <w:t>Разраб.</w:t>
                     </w:r>
                   </w:p>
                 </w:txbxContent>
@@ -9213,7 +7727,21 @@
                               <w:sz w:val="28"/>
                               <w:szCs w:val="28"/>
                             </w:rPr>
-                            <w:t>25.</w:t>
+                            <w:t>2</w:t>
+                          </w:r>
+                          <w:r>
+                            <w:rPr>
+                              <w:sz w:val="28"/>
+                              <w:szCs w:val="28"/>
+                            </w:rPr>
+                            <w:t>6</w:t>
+                          </w:r>
+                          <w:r>
+                            <w:rPr>
+                              <w:sz w:val="28"/>
+                              <w:szCs w:val="28"/>
+                            </w:rPr>
+                            <w:t>.</w:t>
                           </w:r>
                           <w:r>
                             <w:rPr>
@@ -9278,15 +7806,7 @@
                         <w:sz w:val="28"/>
                         <w:szCs w:val="28"/>
                       </w:rPr>
-                      <w:t>УП 5-04-0612-</w:t>
-                    </w:r>
-                    <w:proofErr w:type="gramStart"/>
-                    <w:r>
-                      <w:rPr>
-                        <w:sz w:val="28"/>
-                        <w:szCs w:val="28"/>
-                      </w:rPr>
-                      <w:t>02.4</w:t>
+                      <w:t>УП 5-04-0612-02.4</w:t>
                     </w:r>
                     <w:r>
                       <w:rPr>
@@ -9307,15 +7827,7 @@
                         <w:sz w:val="28"/>
                         <w:szCs w:val="28"/>
                       </w:rPr>
-                      <w:t>М</w:t>
-                    </w:r>
-                    <w:proofErr w:type="gramEnd"/>
-                    <w:r>
-                      <w:rPr>
-                        <w:sz w:val="28"/>
-                        <w:szCs w:val="28"/>
-                      </w:rPr>
-                      <w:t>-134</w:t>
+                      <w:t>М-134</w:t>
                     </w:r>
                     <w:r>
                       <w:rPr>
@@ -9329,7 +7841,21 @@
                         <w:sz w:val="28"/>
                         <w:szCs w:val="28"/>
                       </w:rPr>
-                      <w:t>25.</w:t>
+                      <w:t>2</w:t>
+                    </w:r>
+                    <w:r>
+                      <w:rPr>
+                        <w:sz w:val="28"/>
+                        <w:szCs w:val="28"/>
+                      </w:rPr>
+                      <w:t>6</w:t>
+                    </w:r>
+                    <w:r>
+                      <w:rPr>
+                        <w:sz w:val="28"/>
+                        <w:szCs w:val="28"/>
+                      </w:rPr>
+                      <w:t>.</w:t>
                     </w:r>
                     <w:r>
                       <w:rPr>
@@ -9809,17 +8335,8 @@
                         <w:sz w:val="28"/>
                         <w:szCs w:val="28"/>
                       </w:rPr>
-                      <w:t xml:space="preserve">Гродненский </w:t>
+                      <w:t>Гродненский ГКТТиД</w:t>
                     </w:r>
-                    <w:proofErr w:type="spellStart"/>
-                    <w:r>
-                      <w:rPr>
-                        <w:sz w:val="28"/>
-                        <w:szCs w:val="28"/>
-                      </w:rPr>
-                      <w:t>ГКТТиД</w:t>
-                    </w:r>
-                    <w:proofErr w:type="spellEnd"/>
                   </w:p>
                 </w:txbxContent>
               </v:textbox>
@@ -14758,6 +13275,7 @@
   <w:style w:type="character" w:default="1" w:styleId="a0">
     <w:name w:val="Default Paragraph Font"/>
     <w:uiPriority w:val="1"/>
+    <w:semiHidden/>
     <w:unhideWhenUsed/>
   </w:style>
   <w:style w:type="table" w:default="1" w:styleId="a1">
